--- a/word_reports/LP_0058_위치_101_Andy Williams_Vol.1.docx
+++ b/word_reports/LP_0058_위치_101_Andy Williams_Vol.1.docx
@@ -4,7 +4,7 @@
   <w:body>
     <w:p>
       <w:pPr>
-        <w:spacing w:after="280"/>
+        <w:spacing w:after="80"/>
       </w:pPr>
       <w:r>
         <w:rPr w:rFonts="맑은 고딕">
@@ -13,94 +13,47 @@
           <w:color w:val="1E3A8A"/>
           <w:sz w:val="30"/>
         </w:rPr>
-        <w:t>[101] Andy Williams - Vol.1</w:t>
+        <w:t>Andy Williams (앤디 윌리엄스) - Vol.1</w:t>
       </w:r>
     </w:p>
     <w:p>
       <w:pPr>
-        <w:spacing w:after="320"/>
+        <w:spacing w:after="240"/>
       </w:pPr>
       <w:r>
         <w:rPr w:rFonts="맑은 고딕">
           <w:rFonts w:ascii="맑은 고딕" w:hAnsi="맑은 고딕" w:eastAsia="맑은 고딕"/>
           <w:b/>
-          <w:sz w:val="20"/>
+          <w:color w:val="4B5563"/>
+          <w:sz w:val="22"/>
         </w:rPr>
-        <w:t>■ 위치 : 101</w:t>
-        <w:br/>
-      </w:r>
-      <w:r>
-        <w:rPr w:rFonts="맑은 고딕">
-          <w:rFonts w:ascii="맑은 고딕" w:hAnsi="맑은 고딕" w:eastAsia="맑은 고딕"/>
-          <w:b/>
-          <w:sz w:val="20"/>
-        </w:rPr>
-        <w:t>■ 아티스트 : Andy Williams</w:t>
-        <w:br/>
-      </w:r>
-      <w:r>
-        <w:rPr w:rFonts="맑은 고딕">
-          <w:rFonts w:ascii="맑은 고딕" w:hAnsi="맑은 고딕" w:eastAsia="맑은 고딕"/>
-          <w:b/>
-          <w:sz w:val="20"/>
-        </w:rPr>
-        <w:t>■ 앨범명 : Vol.1</w:t>
-        <w:br/>
-      </w:r>
-      <w:r>
-        <w:rPr w:rFonts="맑은 고딕">
-          <w:rFonts w:ascii="맑은 고딕" w:hAnsi="맑은 고딕" w:eastAsia="맑은 고딕"/>
-          <w:b w:val="0"/>
-          <w:sz w:val="20"/>
-        </w:rPr>
-        <w:t>■ 음반 레이블 : Columbia Records</w:t>
-        <w:br/>
-      </w:r>
-      <w:r>
-        <w:rPr w:rFonts="맑은 고딕">
-          <w:rFonts w:ascii="맑은 고딕" w:hAnsi="맑은 고딕" w:eastAsia="맑은 고딕"/>
-          <w:b w:val="0"/>
-          <w:sz w:val="20"/>
-        </w:rPr>
-        <w:t>■ 발매년도 : 1970</w:t>
-        <w:br/>
-      </w:r>
-      <w:r>
-        <w:rPr w:rFonts="맑은 고딕">
-          <w:rFonts w:ascii="맑은 고딕" w:hAnsi="맑은 고딕" w:eastAsia="맑은 고딕"/>
-          <w:b w:val="0"/>
-          <w:sz w:val="20"/>
-        </w:rPr>
-        <w:t>■ 장르 : 스탠다드 팝 / 이지 리스닝 / 보컬 팝</w:t>
-        <w:br/>
-      </w:r>
-      <w:r>
-        <w:rPr w:rFonts="맑은 고딕">
-          <w:rFonts w:ascii="맑은 고딕" w:hAnsi="맑은 고딕" w:eastAsia="맑은 고딕"/>
-          <w:b w:val="0"/>
-          <w:sz w:val="20"/>
-        </w:rPr>
-        <w:t>■ 주요 수록곡 : 1. Moon River</w:t>
-        <w:br/>
+        <w:t>위치 :  101</w:t>
       </w:r>
     </w:p>
     <w:p>
       <w:pPr>
-        <w:spacing w:after="160"/>
+        <w:spacing w:line="324" w:lineRule="auto" w:before="80" w:after="160"/>
       </w:pPr>
       <w:r>
         <w:rPr w:rFonts="맑은 고딕">
           <w:rFonts w:ascii="맑은 고딕" w:hAnsi="맑은 고딕" w:eastAsia="맑은 고딕"/>
           <w:b/>
           <w:color w:val="1F2937"/>
-          <w:sz w:val="24"/>
+          <w:sz w:val="22"/>
         </w:rPr>
-        <w:t>■ 음반 해설 및 감상 가이드</w:t>
+        <w:t xml:space="preserve">[음반 소개] </w:t>
+      </w:r>
+      <w:r>
+        <w:rPr w:rFonts="맑은 고딕">
+          <w:rFonts w:ascii="맑은 고딕" w:hAnsi="맑은 고딕" w:eastAsia="맑은 고딕"/>
+          <w:b w:val="0"/>
+          <w:sz w:val="21"/>
+        </w:rPr>
       </w:r>
     </w:p>
     <w:p>
       <w:pPr>
-        <w:spacing w:line="312" w:lineRule="auto" w:after="120"/>
+        <w:spacing w:line="324" w:lineRule="auto" w:after="120"/>
       </w:pPr>
       <w:r>
         <w:rPr w:rFonts="맑은 고딕">
@@ -108,51 +61,516 @@
           <w:b w:val="0"/>
           <w:sz w:val="21"/>
         </w:rPr>
-        <w:t>앤디 윌리엄스(Andy Williams)는 20세기 후반 미국 대중음악사를 감싸 안은 가장 우아하고 신사적인 음색의 소유자입니다. 본 음반 [Vol.1]은 그의 황금기라 할 수 있는 1960년대부터 1970년대 초반까지, 컬럼비아 레이블을 통해 전 세계 음악 팬들의 가슴을 울렸던 불후의 명곡들을 정성스럽게 집대성한 정수와도 같은 컬렉션입니다. 당대 헐리우드 영화 음악의 부흥기와 맞물려 스탠다드 팝이 도달할 수 있는 가장 완벽한 예술적·상업적 성취를 보여주는 명반입니다.</w:t>
+        <w:t>20세기 중반 팝 보컬의 황금기를 우아하게 수놓았던 앤디 윌리엄스의 가장 순수한 음성을 정제하여 담아낸 명반입니다. 비단결처럼 부드럽고 따스한 크루너 보이스는 고단한 일상을 위로하며, 듣는 이를 아련한 노스탤지어의 품으로 인도합니다. 스탠더드 팝과 격조 높은 오케스트레이션이 완벽한 조화를 이루어, 세대를 초월한 낭만과 깊은 서정의 미학을 전합니다. 음악사적으로도 전통 팝 보컬의 품격이 무엇인지를 증명하는 불멸의 예술적 유산입니다.</w:t>
       </w:r>
     </w:p>
     <w:p>
       <w:pPr>
-        <w:spacing w:line="312" w:lineRule="auto" w:after="120"/>
+        <w:spacing w:line="324" w:lineRule="auto" w:before="200" w:after="80"/>
       </w:pPr>
+      <w:r>
+        <w:rPr w:rFonts="맑은 고딕">
+          <w:rFonts w:ascii="맑은 고딕" w:hAnsi="맑은 고딕" w:eastAsia="맑은 고딕"/>
+          <w:b/>
+          <w:color w:val="1E3A8A"/>
+          <w:sz w:val="24"/>
+        </w:rPr>
+        <w:t>1. 음반 데이터</w:t>
+      </w:r>
+    </w:p>
+    <w:p>
+      <w:pPr>
+        <w:spacing w:line="324" w:lineRule="auto" w:after="80"/>
+      </w:pPr>
+      <w:r>
+        <w:rPr w:rFonts="맑은 고딕">
+          <w:rFonts w:ascii="맑은 고딕" w:hAnsi="맑은 고딕" w:eastAsia="맑은 고딕"/>
+          <w:b w:val="0"/>
+          <w:color w:val="6B7280"/>
+          <w:sz w:val="21"/>
+        </w:rPr>
+        <w:t xml:space="preserve">· </w:t>
+      </w:r>
+      <w:r>
+        <w:rPr w:rFonts="맑은 고딕">
+          <w:rFonts w:ascii="맑은 고딕" w:hAnsi="맑은 고딕" w:eastAsia="맑은 고딕"/>
+          <w:b/>
+          <w:color w:val="1F2937"/>
+          <w:sz w:val="21"/>
+        </w:rPr>
+        <w:t xml:space="preserve">앨범명: </w:t>
+      </w:r>
       <w:r>
         <w:rPr w:rFonts="맑은 고딕">
           <w:rFonts w:ascii="맑은 고딕" w:hAnsi="맑은 고딕" w:eastAsia="맑은 고딕"/>
           <w:b w:val="0"/>
           <w:sz w:val="21"/>
         </w:rPr>
-        <w:t>앤디 윌리엄스의 보컬은 자극적인 기교를 배제한 채, 따스한 미성과 정교한 호흡만으로 듣는 이를 매료시키는 독보적인 매력을 지니고 있습니다. 실크처럼 부드럽게 흐르는 그의 목소리는 대규모 풀 오케스트라의 풍성한 편곡과 조화롭게 어우러지며 클래식에 가까운 품격을 선사합니다. 음의 높낮이를 유려하게 넘나드는 프레이징과 단어 하나하나에 담아내는 섬세한 감정 표현은 왜 그가 '미국이 사랑한 가장 벨벳 같은 목소리'로 불렸는지를 명확히 증명해 줍니다.</w:t>
+        <w:t>Vol.1</w:t>
       </w:r>
     </w:p>
     <w:p>
       <w:pPr>
-        <w:spacing w:line="312" w:lineRule="auto" w:after="120"/>
+        <w:spacing w:line="324" w:lineRule="auto" w:after="80"/>
       </w:pPr>
+      <w:r>
+        <w:rPr w:rFonts="맑은 고딕">
+          <w:rFonts w:ascii="맑은 고딕" w:hAnsi="맑은 고딕" w:eastAsia="맑은 고딕"/>
+          <w:b w:val="0"/>
+          <w:color w:val="6B7280"/>
+          <w:sz w:val="21"/>
+        </w:rPr>
+        <w:t xml:space="preserve">· </w:t>
+      </w:r>
+      <w:r>
+        <w:rPr w:rFonts="맑은 고딕">
+          <w:rFonts w:ascii="맑은 고딕" w:hAnsi="맑은 고딕" w:eastAsia="맑은 고딕"/>
+          <w:b/>
+          <w:color w:val="1F2937"/>
+          <w:sz w:val="21"/>
+        </w:rPr>
+        <w:t xml:space="preserve">아티스트: </w:t>
+      </w:r>
       <w:r>
         <w:rPr w:rFonts="맑은 고딕">
           <w:rFonts w:ascii="맑은 고딕" w:hAnsi="맑은 고딕" w:eastAsia="맑은 고딕"/>
           <w:b w:val="0"/>
           <w:sz w:val="21"/>
         </w:rPr>
-        <w:t>수록곡 하나하나가 대중음악사의 찬란한 유산입니다. 영화 &lt;티파니에서 아침을&gt;의 주제가이자 그의 시그니처 송인 'Moon River'는 서정적인 아날로그 감성의 정점을 들려주며, 영화 &lt;러브 스토리&gt;의 테마 곡인 '(Where Do I Begin) Love Story'에서는 절제되면서도 깊은 애절함의 진수를 느낄 수 있습니다. 또한 경쾌한 브라스 세션과 감각적인 리듬이 어우러진 'Can't Take My Eyes Off You'는 음반 전체에 세련된 활력을 불어넣으며 그의 넓은 음악적 스펙트럼을 보여줍니다.</w:t>
+        <w:t>Andy Williams (앤디 윌리엄스)</w:t>
       </w:r>
     </w:p>
     <w:p>
       <w:pPr>
-        <w:spacing w:line="312" w:lineRule="auto" w:after="120"/>
+        <w:spacing w:line="324" w:lineRule="auto" w:after="80"/>
       </w:pPr>
+      <w:r>
+        <w:rPr w:rFonts="맑은 고딕">
+          <w:rFonts w:ascii="맑은 고딕" w:hAnsi="맑은 고딕" w:eastAsia="맑은 고딕"/>
+          <w:b w:val="0"/>
+          <w:color w:val="6B7280"/>
+          <w:sz w:val="21"/>
+        </w:rPr>
+        <w:t xml:space="preserve">· </w:t>
+      </w:r>
+      <w:r>
+        <w:rPr w:rFonts="맑은 고딕">
+          <w:rFonts w:ascii="맑은 고딕" w:hAnsi="맑은 고딕" w:eastAsia="맑은 고딕"/>
+          <w:b/>
+          <w:color w:val="1F2937"/>
+          <w:sz w:val="21"/>
+        </w:rPr>
+        <w:t xml:space="preserve">발매 정보: </w:t>
+      </w:r>
       <w:r>
         <w:rPr w:rFonts="맑은 고딕">
           <w:rFonts w:ascii="맑은 고딕" w:hAnsi="맑은 고딕" w:eastAsia="맑은 고딕"/>
           <w:b w:val="0"/>
           <w:sz w:val="21"/>
         </w:rPr>
-        <w:t>아날로그 LP 특유의 따뜻하고 풍만한 음채로 감상하는 이 앨범은, 지나간 시절에 대한 아련한 향수와 더불어 일상의 지친 영혼을 부드럽게 어루만져 주는 깊은 휴식을 선사합니다. 앤디 윌리엄스의 감미로운 어조와 웅장한 사운드가 조화를 이루는 이 음악적 여정은, 시대를 초월하여 영원히 기억될 클래식 팝의 진정한 아름다움을 일깨워줄 것입니다.</w:t>
+        <w:t>앤디 윌리엄스가 컬럼비아 레코드(Columbia Records)를 중심으로 전성기를 구가하던 시기의 정수만을 선별하여, 클래식 팝 애호가들을 위해 정갈하게 기획·발매된 정규 선집 음반입니다.</w:t>
+      </w:r>
+    </w:p>
+    <w:p>
+      <w:pPr>
+        <w:spacing w:line="324" w:lineRule="auto" w:after="80"/>
+      </w:pPr>
+      <w:r>
+        <w:rPr w:rFonts="맑은 고딕">
+          <w:rFonts w:ascii="맑은 고딕" w:hAnsi="맑은 고딕" w:eastAsia="맑은 고딕"/>
+          <w:b w:val="0"/>
+          <w:color w:val="6B7280"/>
+          <w:sz w:val="21"/>
+        </w:rPr>
+        <w:t xml:space="preserve">· </w:t>
+      </w:r>
+      <w:r>
+        <w:rPr w:rFonts="맑은 고딕">
+          <w:rFonts w:ascii="맑은 고딕" w:hAnsi="맑은 고딕" w:eastAsia="맑은 고딕"/>
+          <w:b/>
+          <w:color w:val="1F2937"/>
+          <w:sz w:val="21"/>
+        </w:rPr>
+        <w:t xml:space="preserve">LP 인기도(판매량): </w:t>
+      </w:r>
+      <w:r>
+        <w:rPr w:rFonts="맑은 고딕">
+          <w:rFonts w:ascii="맑은 고딕" w:hAnsi="맑은 고딕" w:eastAsia="맑은 고딕"/>
+          <w:b w:val="0"/>
+          <w:sz w:val="21"/>
+        </w:rPr>
+        <w:t>발매 당시 빌보드 앨범 차트 상위권에 오르며 수많은 골드 및 플래티넘 레코드를 기록했던 그의 명성에 걸맞게, 전 세계 오디오파일과 음악 애호가들의 필청 음반으로 오랜 세월 폭넓은 사랑을 받았습니다.</w:t>
+      </w:r>
+    </w:p>
+    <w:p>
+      <w:pPr>
+        <w:spacing w:line="324" w:lineRule="auto" w:after="80"/>
+      </w:pPr>
+      <w:r>
+        <w:rPr w:rFonts="맑은 고딕">
+          <w:rFonts w:ascii="맑은 고딕" w:hAnsi="맑은 고딕" w:eastAsia="맑은 고딕"/>
+          <w:b w:val="0"/>
+          <w:color w:val="6B7280"/>
+          <w:sz w:val="21"/>
+        </w:rPr>
+        <w:t xml:space="preserve">· </w:t>
+      </w:r>
+      <w:r>
+        <w:rPr w:rFonts="맑은 고딕">
+          <w:rFonts w:ascii="맑은 고딕" w:hAnsi="맑은 고딕" w:eastAsia="맑은 고딕"/>
+          <w:b/>
+          <w:color w:val="1F2937"/>
+          <w:sz w:val="21"/>
+        </w:rPr>
+        <w:t xml:space="preserve">각종 수상경력: </w:t>
+      </w:r>
+      <w:r>
+        <w:rPr w:rFonts="맑은 고딕">
+          <w:rFonts w:ascii="맑은 고딕" w:hAnsi="맑은 고딕" w:eastAsia="맑은 고딕"/>
+          <w:b w:val="0"/>
+          <w:sz w:val="21"/>
+        </w:rPr>
+        <w:t>그래미 어워드 다수 노미네이트 및 아카데미 주제가 연주자로서의 영예를 안았으며, 전미 음반산업협회(RIAA) 다중 골드 인증과 에미상 3회 수상 등 대중음악계의 최고 권위를 두루 공인받았습니다.</w:t>
+      </w:r>
+    </w:p>
+    <w:p>
+      <w:pPr>
+        <w:spacing w:line="324" w:lineRule="auto" w:before="200" w:after="80"/>
+      </w:pPr>
+      <w:r>
+        <w:rPr w:rFonts="맑은 고딕">
+          <w:rFonts w:ascii="맑은 고딕" w:hAnsi="맑은 고딕" w:eastAsia="맑은 고딕"/>
+          <w:b/>
+          <w:color w:val="1E3A8A"/>
+          <w:sz w:val="24"/>
+        </w:rPr>
+        <w:t>2. 아티스트 정보</w:t>
+      </w:r>
+    </w:p>
+    <w:p>
+      <w:pPr>
+        <w:spacing w:line="324" w:lineRule="auto" w:after="80"/>
+      </w:pPr>
+      <w:r>
+        <w:rPr w:rFonts="맑은 고딕">
+          <w:rFonts w:ascii="맑은 고딕" w:hAnsi="맑은 고딕" w:eastAsia="맑은 고딕"/>
+          <w:b w:val="0"/>
+          <w:color w:val="6B7280"/>
+          <w:sz w:val="21"/>
+        </w:rPr>
+        <w:t xml:space="preserve">· </w:t>
+      </w:r>
+      <w:r>
+        <w:rPr w:rFonts="맑은 고딕">
+          <w:rFonts w:ascii="맑은 고딕" w:hAnsi="맑은 고딕" w:eastAsia="맑은 고딕"/>
+          <w:b/>
+          <w:color w:val="1F2937"/>
+          <w:sz w:val="21"/>
+        </w:rPr>
+        <w:t xml:space="preserve">국적: </w:t>
+      </w:r>
+      <w:r>
+        <w:rPr w:rFonts="맑은 고딕">
+          <w:rFonts w:ascii="맑은 고딕" w:hAnsi="맑은 고딕" w:eastAsia="맑은 고딕"/>
+          <w:b w:val="0"/>
+          <w:sz w:val="21"/>
+        </w:rPr>
+        <w:t>미국 (USA)</w:t>
+      </w:r>
+    </w:p>
+    <w:p>
+      <w:pPr>
+        <w:spacing w:line="324" w:lineRule="auto" w:after="80"/>
+      </w:pPr>
+      <w:r>
+        <w:rPr w:rFonts="맑은 고딕">
+          <w:rFonts w:ascii="맑은 고딕" w:hAnsi="맑은 고딕" w:eastAsia="맑은 고딕"/>
+          <w:b w:val="0"/>
+          <w:color w:val="6B7280"/>
+          <w:sz w:val="21"/>
+        </w:rPr>
+        <w:t xml:space="preserve">· </w:t>
+      </w:r>
+      <w:r>
+        <w:rPr w:rFonts="맑은 고딕">
+          <w:rFonts w:ascii="맑은 고딕" w:hAnsi="맑은 고딕" w:eastAsia="맑은 고딕"/>
+          <w:b/>
+          <w:color w:val="1F2937"/>
+          <w:sz w:val="21"/>
+        </w:rPr>
+        <w:t xml:space="preserve">생몰년도: </w:t>
+      </w:r>
+      <w:r>
+        <w:rPr w:rFonts="맑은 고딕">
+          <w:rFonts w:ascii="맑은 고딕" w:hAnsi="맑은 고딕" w:eastAsia="맑은 고딕"/>
+          <w:b w:val="0"/>
+          <w:sz w:val="21"/>
+        </w:rPr>
+        <w:t>1927년 12월 3일 – 2012년 9월 25일</w:t>
+      </w:r>
+    </w:p>
+    <w:p>
+      <w:pPr>
+        <w:spacing w:line="324" w:lineRule="auto" w:after="80"/>
+      </w:pPr>
+      <w:r>
+        <w:rPr w:rFonts="맑은 고딕">
+          <w:rFonts w:ascii="맑은 고딕" w:hAnsi="맑은 고딕" w:eastAsia="맑은 고딕"/>
+          <w:b w:val="0"/>
+          <w:color w:val="6B7280"/>
+          <w:sz w:val="21"/>
+        </w:rPr>
+        <w:t xml:space="preserve">· </w:t>
+      </w:r>
+      <w:r>
+        <w:rPr w:rFonts="맑은 고딕">
+          <w:rFonts w:ascii="맑은 고딕" w:hAnsi="맑은 고딕" w:eastAsia="맑은 고딕"/>
+          <w:b/>
+          <w:color w:val="1F2937"/>
+          <w:sz w:val="21"/>
+        </w:rPr>
+        <w:t xml:space="preserve">그룹 소속: </w:t>
+      </w:r>
+      <w:r>
+        <w:rPr w:rFonts="맑은 고딕">
+          <w:rFonts w:ascii="맑은 고딕" w:hAnsi="맑은 고딕" w:eastAsia="맑은 고딕"/>
+          <w:b w:val="0"/>
+          <w:sz w:val="21"/>
+        </w:rPr>
+        <w:t>솔로 (형제 보컬 그룹 '윌리엄스 브라더스' 활동 후 솔로 전향)</w:t>
+      </w:r>
+    </w:p>
+    <w:p>
+      <w:pPr>
+        <w:spacing w:line="324" w:lineRule="auto" w:after="80"/>
+      </w:pPr>
+      <w:r>
+        <w:rPr w:rFonts="맑은 고딕">
+          <w:rFonts w:ascii="맑은 고딕" w:hAnsi="맑은 고딕" w:eastAsia="맑은 고딕"/>
+          <w:b w:val="0"/>
+          <w:color w:val="6B7280"/>
+          <w:sz w:val="21"/>
+        </w:rPr>
+        <w:t xml:space="preserve">· </w:t>
+      </w:r>
+      <w:r>
+        <w:rPr w:rFonts="맑은 고딕">
+          <w:rFonts w:ascii="맑은 고딕" w:hAnsi="맑은 고딕" w:eastAsia="맑은 고딕"/>
+          <w:b/>
+          <w:color w:val="1F2937"/>
+          <w:sz w:val="21"/>
+        </w:rPr>
+        <w:t xml:space="preserve">아티스트 소개: </w:t>
+      </w:r>
+      <w:r>
+        <w:rPr w:rFonts="맑은 고딕">
+          <w:rFonts w:ascii="맑은 고딕" w:hAnsi="맑은 고딕" w:eastAsia="맑은 고딕"/>
+          <w:b w:val="0"/>
+          <w:sz w:val="21"/>
+        </w:rPr>
+        <w:t>로널드 레이건 전 미국 대통령으로부터 '국보(National Treasure)'로 칭송받았을 만큼, 앤디 윌리엄스는 20세기 아메리칸 팝 스탠더드의 정점에 서 있는 보컬리스트입니다. 과장 없는 단아한 발성과 깊은 울림의 음색으로 전 세계인의 마음에 위로를 건넸으며, 반세기가 넘는 세월 동안 대중음악과 방송 문화를 품격 있게 이끈 시대의 거장입니다.</w:t>
+      </w:r>
+    </w:p>
+    <w:p>
+      <w:pPr>
+        <w:spacing w:line="324" w:lineRule="auto" w:before="200" w:after="80"/>
+      </w:pPr>
+      <w:r>
+        <w:rPr w:rFonts="맑은 고딕">
+          <w:rFonts w:ascii="맑은 고딕" w:hAnsi="맑은 고딕" w:eastAsia="맑은 고딕"/>
+          <w:b/>
+          <w:color w:val="1E3A8A"/>
+          <w:sz w:val="24"/>
+        </w:rPr>
+        <w:t>3. 음반 상세 분석</w:t>
+      </w:r>
+    </w:p>
+    <w:p>
+      <w:pPr>
+        <w:spacing w:line="324" w:lineRule="auto" w:after="80"/>
+      </w:pPr>
+      <w:r>
+        <w:rPr w:rFonts="맑은 고딕">
+          <w:rFonts w:ascii="맑은 고딕" w:hAnsi="맑은 고딕" w:eastAsia="맑은 고딕"/>
+          <w:b w:val="0"/>
+          <w:color w:val="6B7280"/>
+          <w:sz w:val="21"/>
+        </w:rPr>
+        <w:t xml:space="preserve">· </w:t>
+      </w:r>
+      <w:r>
+        <w:rPr w:rFonts="맑은 고딕">
+          <w:rFonts w:ascii="맑은 고딕" w:hAnsi="맑은 고딕" w:eastAsia="맑은 고딕"/>
+          <w:b/>
+          <w:color w:val="1F2937"/>
+          <w:sz w:val="21"/>
+        </w:rPr>
+        <w:t xml:space="preserve">역사적 위치: </w:t>
+      </w:r>
+      <w:r>
+        <w:rPr w:rFonts="맑은 고딕">
+          <w:rFonts w:ascii="맑은 고딕" w:hAnsi="맑은 고딕" w:eastAsia="맑은 고딕"/>
+          <w:b w:val="0"/>
+          <w:sz w:val="21"/>
+        </w:rPr>
+        <w:t>본 앨범은 로큰롤의 태동 속에서도 정통 보컬 팝과 이지 리스닝(Easy Listening)의 미학적 품격을 굳건히 수호해 낸 음악사적 이정표입니다. 벨벳처럼 부드러운 보컬 프레이징과 대규모 오케스트라 편곡이 빚어내는 정교한 앙상블은 보컬 앨범이 도달할 수 있는 가장 우아한 예술적 완성도를 보여줍니다.</w:t>
+      </w:r>
+    </w:p>
+    <w:p>
+      <w:pPr>
+        <w:spacing w:line="324" w:lineRule="auto" w:after="80"/>
+      </w:pPr>
+      <w:r>
+        <w:rPr w:rFonts="맑은 고딕">
+          <w:rFonts w:ascii="맑은 고딕" w:hAnsi="맑은 고딕" w:eastAsia="맑은 고딕"/>
+          <w:b w:val="0"/>
+          <w:color w:val="6B7280"/>
+          <w:sz w:val="21"/>
+        </w:rPr>
+        <w:t xml:space="preserve">· </w:t>
+      </w:r>
+      <w:r>
+        <w:rPr w:rFonts="맑은 고딕">
+          <w:rFonts w:ascii="맑은 고딕" w:hAnsi="맑은 고딕" w:eastAsia="맑은 고딕"/>
+          <w:b/>
+          <w:color w:val="1F2937"/>
+          <w:sz w:val="21"/>
+        </w:rPr>
+        <w:t xml:space="preserve">시대의 흔적(스토리텔링): </w:t>
+      </w:r>
+      <w:r>
+        <w:rPr w:rFonts="맑은 고딕">
+          <w:rFonts w:ascii="맑은 고딕" w:hAnsi="맑은 고딕" w:eastAsia="맑은 고딕"/>
+          <w:b w:val="0"/>
+          <w:sz w:val="21"/>
+        </w:rPr>
+        <w:t>1960년대 풍요와 낭만이 공존하던 시대, 턴테이블 곁에 모여 앉아 음악으로 마음을 나누던 당대 청춘들의 순수한 설렘이 고스란히 배어 있습니다. 은막의 스크린과 거실의 라디오를 통해 울려 퍼지며 세대와 세대를 잇는 따스한 온기가 되었던 그의 목소리는, 번잡한 현대 사회를 살아가는 이들에게 깊은 정서적 안식처를 환기합니다.</w:t>
+      </w:r>
+    </w:p>
+    <w:p>
+      <w:pPr>
+        <w:spacing w:line="324" w:lineRule="auto" w:before="200" w:after="80"/>
+      </w:pPr>
+      <w:r>
+        <w:rPr w:rFonts="맑은 고딕">
+          <w:rFonts w:ascii="맑은 고딕" w:hAnsi="맑은 고딕" w:eastAsia="맑은 고딕"/>
+          <w:b/>
+          <w:color w:val="1E3A8A"/>
+          <w:sz w:val="24"/>
+        </w:rPr>
+        <w:t>4. 주요 수록곡 및 감상 제언</w:t>
+      </w:r>
+    </w:p>
+    <w:p>
+      <w:pPr>
+        <w:spacing w:line="324" w:lineRule="auto" w:after="80"/>
+      </w:pPr>
+      <w:r>
+        <w:rPr w:rFonts="맑은 고딕">
+          <w:rFonts w:ascii="맑은 고딕" w:hAnsi="맑은 고딕" w:eastAsia="맑은 고딕"/>
+          <w:b w:val="0"/>
+          <w:color w:val="6B7280"/>
+          <w:sz w:val="21"/>
+        </w:rPr>
+        <w:t xml:space="preserve">· </w:t>
+      </w:r>
+      <w:r>
+        <w:rPr w:rFonts="맑은 고딕">
+          <w:rFonts w:ascii="맑은 고딕" w:hAnsi="맑은 고딕" w:eastAsia="맑은 고딕"/>
+          <w:b/>
+          <w:color w:val="1F2937"/>
+          <w:sz w:val="21"/>
+        </w:rPr>
+        <w:t xml:space="preserve">주요 수록곡 특징: </w:t>
+      </w:r>
+      <w:r>
+        <w:rPr w:rFonts="맑은 고딕">
+          <w:rFonts w:ascii="맑은 고딕" w:hAnsi="맑은 고딕" w:eastAsia="맑은 고딕"/>
+          <w:b w:val="0"/>
+          <w:sz w:val="21"/>
+        </w:rPr>
+        <w:t>영화 &lt;티파니에서 아침을&gt;의 불후의 명곡 'Moon River'를 비롯해 서정미의 극치를 들려주는 'Days of Wine and Roses', 로맨틱한 선율이 돋보이는 'Can't Take My Eyes Off You' 등이 수록되어 있습니다. 곡마다 절제된 감정 표현과 흠잡을 데 없는 음정, 가슴을 어루만지는 벨벳 보이스의 서정성이 유감없이 발휘됩니다.</w:t>
+      </w:r>
+    </w:p>
+    <w:p>
+      <w:pPr>
+        <w:spacing w:line="324" w:lineRule="auto" w:after="80"/>
+      </w:pPr>
+      <w:r>
+        <w:rPr w:rFonts="맑은 고딕">
+          <w:rFonts w:ascii="맑은 고딕" w:hAnsi="맑은 고딕" w:eastAsia="맑은 고딕"/>
+          <w:b w:val="0"/>
+          <w:color w:val="6B7280"/>
+          <w:sz w:val="21"/>
+        </w:rPr>
+        <w:t xml:space="preserve">· </w:t>
+      </w:r>
+      <w:r>
+        <w:rPr w:rFonts="맑은 고딕">
+          <w:rFonts w:ascii="맑은 고딕" w:hAnsi="맑은 고딕" w:eastAsia="맑은 고딕"/>
+          <w:b/>
+          <w:color w:val="1F2937"/>
+          <w:sz w:val="21"/>
+        </w:rPr>
+        <w:t xml:space="preserve">빈티지 감상 제언: </w:t>
+      </w:r>
+      <w:r>
+        <w:rPr w:rFonts="맑은 고딕">
+          <w:rFonts w:ascii="맑은 고딕" w:hAnsi="맑은 고딕" w:eastAsia="맑은 고딕"/>
+          <w:b w:val="0"/>
+          <w:sz w:val="21"/>
+        </w:rPr>
+        <w:t>진공관 앰프의 은은한 불빛 아래 턴테이블의 바늘을 올렸을 때, LP 특유의 두터운 중저역과 자연스러운 공간감이 실내를 아늑하게 채웁니다. 소리골을 스치는 미세한 질감 사이로 전해지는 앤디 윌리엄스의 숨결은 아날로그 사운드의 온화함과 맞물려 고전 영화 속 한 장면에 머무는 듯한 감미로운 몰입감을 선사합니다.</w:t>
+      </w:r>
+    </w:p>
+    <w:p>
+      <w:pPr>
+        <w:spacing w:line="324" w:lineRule="auto" w:after="80"/>
+      </w:pPr>
+      <w:r>
+        <w:rPr w:rFonts="맑은 고딕">
+          <w:rFonts w:ascii="맑은 고딕" w:hAnsi="맑은 고딕" w:eastAsia="맑은 고딕"/>
+          <w:b w:val="0"/>
+          <w:color w:val="6B7280"/>
+          <w:sz w:val="21"/>
+        </w:rPr>
+        <w:t xml:space="preserve">· </w:t>
+      </w:r>
+      <w:r>
+        <w:rPr w:rFonts="맑은 고딕">
+          <w:rFonts w:ascii="맑은 고딕" w:hAnsi="맑은 고딕" w:eastAsia="맑은 고딕"/>
+          <w:b/>
+          <w:color w:val="1F2937"/>
+          <w:sz w:val="21"/>
+        </w:rPr>
+        <w:t xml:space="preserve">소장 가치: </w:t>
+      </w:r>
+      <w:r>
+        <w:rPr w:rFonts="맑은 고딕">
+          <w:rFonts w:ascii="맑은 고딕" w:hAnsi="맑은 고딕" w:eastAsia="맑은 고딕"/>
+          <w:b w:val="0"/>
+          <w:sz w:val="21"/>
+        </w:rPr>
+        <w:t>정통 보컬 팝의 황금기를 가장 선명하고 기품 있게 보존하고 있는 음반으로, 아날로그 바이닐 컬렉터라면 반드시 랙의 중심에 두어야 할 필청반입니다. 세월의 흐름에 바래지 않는 영원한 멜로디와 빈티지 LP 본연의 따스한 미학을 오롯이 소유할 수 있는 귀중한 명반입니다.</w:t>
+      </w:r>
+    </w:p>
+    <w:p>
+      <w:pPr>
+        <w:spacing w:line="324" w:lineRule="auto" w:after="120" w:before="160"/>
+      </w:pPr>
+      <w:r>
+        <w:rPr w:rFonts="맑은 고딕">
+          <w:rFonts w:ascii="맑은 고딕" w:hAnsi="맑은 고딕" w:eastAsia="맑은 고딕"/>
+          <w:b/>
+          <w:color w:val="4338CA"/>
+          <w:sz w:val="21"/>
+        </w:rPr>
+        <w:t>이 음반을 통해 오랜 세월을 건너온 따스한 벨벳 보이스가 전해주는 감동을 다시 한번 경험해 보시는 것은 어떨까요?</w:t>
       </w:r>
     </w:p>
     <w:sectPr>
       <w:pgSz w:w="12240" w:h="15840"/>
-      <w:pgMar w:top="1440" w:right="1440" w:bottom="1440" w:left="1440" w:header="720" w:footer="720" w:gutter="0"/>
+      <w:pgMar w:top="1152" w:right="1296" w:bottom="1152" w:left="1296" w:header="720" w:footer="720" w:gutter="0"/>
       <w:cols w:space="720"/>
       <w:docGrid w:linePitch="360"/>
     </w:sectPr>

--- a/word_reports/LP_0058_위치_101_Andy Williams_Vol.1.docx
+++ b/word_reports/LP_0058_위치_101_Andy Williams_Vol.1.docx
@@ -32,7 +32,7 @@
     </w:p>
     <w:p>
       <w:pPr>
-        <w:spacing w:line="324" w:lineRule="auto" w:before="80" w:after="160"/>
+        <w:spacing w:line="324" w:lineRule="auto" w:before="80" w:after="120"/>
       </w:pPr>
       <w:r>
         <w:rPr w:rFonts="맑은 고딕">
@@ -42,13 +42,6 @@
           <w:sz w:val="22"/>
         </w:rPr>
         <w:t xml:space="preserve">[음반 소개] </w:t>
-      </w:r>
-      <w:r>
-        <w:rPr w:rFonts="맑은 고딕">
-          <w:rFonts w:ascii="맑은 고딕" w:hAnsi="맑은 고딕" w:eastAsia="맑은 고딕"/>
-          <w:b w:val="0"/>
-          <w:sz w:val="21"/>
-        </w:rPr>
       </w:r>
     </w:p>
     <w:p>
@@ -61,7 +54,33 @@
           <w:b w:val="0"/>
           <w:sz w:val="21"/>
         </w:rPr>
-        <w:t>20세기 중반 팝 보컬의 황금기를 우아하게 수놓았던 앤디 윌리엄스의 가장 순수한 음성을 정제하여 담아낸 명반입니다. 비단결처럼 부드럽고 따스한 크루너 보이스는 고단한 일상을 위로하며, 듣는 이를 아련한 노스탤지어의 품으로 인도합니다. 스탠더드 팝과 격조 높은 오케스트레이션이 완벽한 조화를 이루어, 세대를 초월한 낭만과 깊은 서정의 미학을 전합니다. 음악사적으로도 전통 팝 보컬의 품격이 무엇인지를 증명하는 불멸의 예술적 유산입니다.</w:t>
+        <w:t>20세기 중후반 미국 대중음악계에서 앤디 윌리엄스(Andy Williams)라는 이름은 그 자체로 우아함과 낭만의 상징이자, 세련된 이지리스닝(Easy Listening) 팝의 가장 찬란한 금자탑이었습니다. 벨벳처럼 부드러우면서도 깊은 공명을 지닌 그의 바리톤 보이스는 격동의 시대를 살아가던 대중의 지친 영혼을 감싸 안는 안식처였으며, 팝 스탠더드 보컬 음악이 도달할 수 있는 가장 순수한 미학적 완성을 보여주었습니다. 본 음반 《Vol.1》은 앤디 윌리엄스가 컬럼비아 레코드(Columbia Records)를 중심으로 찬연한 전성기를 구가하던 시절, 그의 독보적인 서정성과 보컬 예술의 정수를 엄선하여 아날로그 그루브 속에 오롯이 담아낸 귀중한 음악적 유산입니다.</w:t>
+      </w:r>
+    </w:p>
+    <w:p>
+      <w:pPr>
+        <w:spacing w:line="324" w:lineRule="auto" w:after="120"/>
+      </w:pPr>
+      <w:r>
+        <w:rPr w:rFonts="맑은 고딕">
+          <w:rFonts w:ascii="맑은 고딕" w:hAnsi="맑은 고딕" w:eastAsia="맑은 고딕"/>
+          <w:b w:val="0"/>
+          <w:sz w:val="21"/>
+        </w:rPr>
+        <w:t>이 음반이 탄생하던 시기는 로큰롤의 거친 파도와 포크 음악의 사회적 각성이 공존하던 격변기였습니다. 그러나 앤디 윌리엄스는 유행의 급류에 휩쓸리지 않고, 클래식한 품격과 정통 팝 멜로디의 숭고함을 굳건히 지켜냈습니다. 그는 철저히 절제된 감정 표현 속에서도 듣는 이의 심금을 울리는 서사적 힘을 발휘하였으며, 대편성 오케스트레이션과 완벽한 화음을 이루는 보컬을 통해 대중음악을 하나의 고아한 예술적 경지로 승화시켰습니다. 본 음반에 수록된 곡들은 단지 흘러간 유행가가 아니라, 멜로디와 시적 언어가 가장 찬란하게 조우했던 황금시대의 기록이자 인간 본연의 순수한 정서를 어루만지는 불멸의 족적입니다.</w:t>
+      </w:r>
+    </w:p>
+    <w:p>
+      <w:pPr>
+        <w:spacing w:line="324" w:lineRule="auto" w:after="120"/>
+      </w:pPr>
+      <w:r>
+        <w:rPr w:rFonts="맑은 고딕">
+          <w:rFonts w:ascii="맑은 고딕" w:hAnsi="맑은 고딕" w:eastAsia="맑은 고딕"/>
+          <w:b w:val="0"/>
+          <w:sz w:val="21"/>
+        </w:rPr>
+        <w:t>음악을 통해 '영원히 변치 않는 아름다움'을 전하고자 했던 앤디 윌리엄스의 예술적 철학은 이 앨범의 전면에 깃들어 있습니다. 화려한 기교 대신 온기 어린 호흡과 명료한 딕션, 그리고 멜로디의 결을 따라 자연스럽게 흐르는 그의 목소리는 사랑의 환희와 이별의 아릿한 서정을 가장 품위 있는 어조로 노래합니다. 반세기가 훌쩍 넘는 긴 세월이 흐른 지금에도 이 음반이 낡은 과거의 유물로 전락하지 않고 여전히 영롱한 빛을 발하는 까닭은, 그 속에 인간에 대한 따스한 위로와 시대를 초월한 낭만주의적 울림이 고결하게 살아 숨 쉬고 있기 때문입니다.</w:t>
       </w:r>
     </w:p>
     <w:p>
@@ -168,7 +187,7 @@
           <w:b w:val="0"/>
           <w:sz w:val="21"/>
         </w:rPr>
-        <w:t>앤디 윌리엄스가 컬럼비아 레코드(Columbia Records)를 중심으로 전성기를 구가하던 시기의 정수만을 선별하여, 클래식 팝 애호가들을 위해 정갈하게 기획·발매된 정규 선집 음반입니다.</w:t>
+        <w:t>앤디 윌리엄스의 황금기(1960~1970년대) 레퍼토리를 집대성하여 기획된 앤솔러지 성격의 정규 베스트 LP로, 그를 세계적 팝의 거장 반열에 올려놓은 컬럼비아 레코드 전성기 마스터 음원을 기반으로 품격 있게 발매되었습니다.</w:t>
       </w:r>
     </w:p>
     <w:p>
@@ -199,7 +218,7 @@
           <w:b w:val="0"/>
           <w:sz w:val="21"/>
         </w:rPr>
-        <w:t>발매 당시 빌보드 앨범 차트 상위권에 오르며 수많은 골드 및 플래티넘 레코드를 기록했던 그의 명성에 걸맞게, 전 세계 오디오파일과 음악 애호가들의 필청 음반으로 오랜 세월 폭넓은 사랑을 받았습니다.</w:t>
+        <w:t>빌보드 앨범 차트 상위권을 장식하며 플래티넘 및 골드 디스크를 수차례 기록했던 그의 대표 명곡들이 총망라되어, 발매 당시 전 세계 오디오 애호가들과 팝 애호가들의 필청 음반으로 폭발적인 사랑을 받았습니다.</w:t>
       </w:r>
     </w:p>
     <w:p>
@@ -230,7 +249,7 @@
           <w:b w:val="0"/>
           <w:sz w:val="21"/>
         </w:rPr>
-        <w:t>그래미 어워드 다수 노미네이트 및 아카데미 주제가 연주자로서의 영예를 안았으며, 전미 음반산업협회(RIAA) 다중 골드 인증과 에미상 3회 수상 등 대중음악계의 최고 권위를 두루 공인받았습니다.</w:t>
+        <w:t>그래미 어워드(Grammy Awards) 다수 부문 노미네이트 및 에미상 3회 수상에 빛나는 ‘앤디 윌리엄스 쇼’의 상징적 성공과 더불어, 미국 음반산업협회(RIAA) 다중 골드/플래티넘 인증을 획득하며 대중음악사에 굵직한 족적을 남겼습니다.</w:t>
       </w:r>
     </w:p>
     <w:p>
@@ -306,7 +325,7 @@
           <w:b w:val="0"/>
           <w:sz w:val="21"/>
         </w:rPr>
-        <w:t>1927년 12월 3일 – 2012년 9월 25일</w:t>
+        <w:t>1927년 12월 3일 ~ 2012년 9월 25일</w:t>
       </w:r>
     </w:p>
     <w:p>
@@ -337,7 +356,7 @@
           <w:b w:val="0"/>
           <w:sz w:val="21"/>
         </w:rPr>
-        <w:t>솔로 (형제 보컬 그룹 '윌리엄스 브라더스' 활동 후 솔로 전향)</w:t>
+        <w:t>솔로 (초기 윌리엄스 브라더스 활동 이후 독보적인 솔로 아티스트로 활약)</w:t>
       </w:r>
     </w:p>
     <w:p>
@@ -368,7 +387,7 @@
           <w:b w:val="0"/>
           <w:sz w:val="21"/>
         </w:rPr>
-        <w:t>로널드 레이건 전 미국 대통령으로부터 '국보(National Treasure)'로 칭송받았을 만큼, 앤디 윌리엄스는 20세기 아메리칸 팝 스탠더드의 정점에 서 있는 보컬리스트입니다. 과장 없는 단아한 발성과 깊은 울림의 음색으로 전 세계인의 마음에 위로를 건넸으며, 반세기가 넘는 세월 동안 대중음악과 방송 문화를 품격 있게 이끈 시대의 거장입니다.</w:t>
+        <w:t>앤디 윌리엄스는 로널드 레이건 전 미국 대통령으로부터 "미국의 국보(National Treasure)"라는 찬사를 받았을 만큼 아메리칸 팝 스탠더드의 정점에 선 위대한 보컬리스트입니다. 실크처럼 유려한 미성과 완벽한 프레이징으로 팝과 재즈, 이지리스닝의 경계를 허물며 20세기 대중문화의 찬란한 클래식을 완성하였습니다.</w:t>
       </w:r>
     </w:p>
     <w:p>
@@ -413,7 +432,7 @@
           <w:b w:val="0"/>
           <w:sz w:val="21"/>
         </w:rPr>
-        <w:t>본 앨범은 로큰롤의 태동 속에서도 정통 보컬 팝과 이지 리스닝(Easy Listening)의 미학적 품격을 굳건히 수호해 낸 음악사적 이정표입니다. 벨벳처럼 부드러운 보컬 프레이징과 대규모 오케스트라 편곡이 빚어내는 정교한 앙상블은 보컬 앨범이 도달할 수 있는 가장 우아한 예술적 완성도를 보여줍니다.</w:t>
+        <w:t>본 앨범은 20세기 전통 팝(Traditional Pop)과 보컬 오케스트레이션이 이룩한 미학적 정점을 증명하는 작품입니다. 록 음악의 거센 파동 속에서도 정통 팝 보컬의 품위를 견인하며, 현대 성인 컨템포러리(Adult Contemporary) 음악의 사운드적 기틀과 스탠더드 팝의 전형을 정립한 역사적 명반으로 평가받습니다.</w:t>
       </w:r>
     </w:p>
     <w:p>
@@ -444,7 +463,7 @@
           <w:b w:val="0"/>
           <w:sz w:val="21"/>
         </w:rPr>
-        <w:t>1960년대 풍요와 낭만이 공존하던 시대, 턴테이블 곁에 모여 앉아 음악으로 마음을 나누던 당대 청춘들의 순수한 설렘이 고스란히 배어 있습니다. 은막의 스크린과 거실의 라디오를 통해 울려 퍼지며 세대와 세대를 잇는 따스한 온기가 되었던 그의 목소리는, 번잡한 현대 사회를 살아가는 이들에게 깊은 정서적 안식처를 환기합니다.</w:t>
+        <w:t>1960~70년대 안방극장을 따스하게 물들였던 TV 쇼의 낭만과, 급격한 현대화 속에서 안식과 사랑을 갈구하던 당대 청춘들의 아련한 정서가 고스란히 투영되어 있습니다. 주말 저녁 거실의 전축에서 울려 퍼지며 가족과 연인들을 하나로 묶어주던 정서적 교감의 상징이자, 세련된 서구 문화의 정취를 대변하는 시대의 향수입니다.</w:t>
       </w:r>
     </w:p>
     <w:p>
@@ -489,7 +508,7 @@
           <w:b w:val="0"/>
           <w:sz w:val="21"/>
         </w:rPr>
-        <w:t>영화 &lt;티파니에서 아침을&gt;의 불후의 명곡 'Moon River'를 비롯해 서정미의 극치를 들려주는 'Days of Wine and Roses', 로맨틱한 선율이 돋보이는 'Can't Take My Eyes Off You' 등이 수록되어 있습니다. 곡마다 절제된 감정 표현과 흠잡을 데 없는 음정, 가슴을 어루만지는 벨벳 보이스의 서정성이 유감없이 발휘됩니다.</w:t>
+        <w:t>영화 《티파니에서 아침을》의 불멸의 테마이자 오드리 헵번의 서정을 남성적 온기로 재해석한 'Moon River', 비극적 사랑의 애수를 웅장한 드라마로 승화시킨 'Love Story (Where Do I Begin)', 그리고 세련된 스윙감과 낭만적 멜랑콜리가 빛나는 'Days of Wine and Roses' 등 수록곡 전반이 보컬과 스트링 오케스트라의 완벽한 조화를 들려줍니다.</w:t>
       </w:r>
     </w:p>
     <w:p>
@@ -520,7 +539,7 @@
           <w:b w:val="0"/>
           <w:sz w:val="21"/>
         </w:rPr>
-        <w:t>진공관 앰프의 은은한 불빛 아래 턴테이블의 바늘을 올렸을 때, LP 특유의 두터운 중저역과 자연스러운 공간감이 실내를 아늑하게 채웁니다. 소리골을 스치는 미세한 질감 사이로 전해지는 앤디 윌리엄스의 숨결은 아날로그 사운드의 온화함과 맞물려 고전 영화 속 한 장면에 머무는 듯한 감미로운 몰입감을 선사합니다.</w:t>
+        <w:t>LP 특유의 깊고 두터운 중저역 질감과 진공관 앰프의 온화한 배음이 만났을 때, 앤디 윌리엄스의 숨결은 마치 리스닝 룸 한가운데에서 직접 노래하는 듯 생생한 입체감을 선사합니다. 조도를 낮춘 저녁 시간, 턴테이블 위로 얹어진 바늘이 긁어내는 미세한 아날로그의 질감 속에서 현악 세션의 유려한 공간감을 음미하는 것이 최상의 감상법입니다.</w:t>
       </w:r>
     </w:p>
     <w:p>
@@ -551,7 +570,7 @@
           <w:b w:val="0"/>
           <w:sz w:val="21"/>
         </w:rPr>
-        <w:t>정통 보컬 팝의 황금기를 가장 선명하고 기품 있게 보존하고 있는 음반으로, 아날로그 바이닐 컬렉터라면 반드시 랙의 중심에 두어야 할 필청반입니다. 세월의 흐름에 바래지 않는 영원한 멜로디와 빈티지 LP 본연의 따스한 미학을 오롯이 소유할 수 있는 귀중한 명반입니다.</w:t>
+        <w:t>시대를 풍미한 세기의 목소리가 남긴 가장 영광스러운 순간들을 아날로그 바이닐 한 장으로 조망할 수 있다는 점에서 대체 불가능한 소장 가치를 지닙니다. 정통 아메리칸 팝의 황금기를 소유하고자 하는 오디오파일과 LP 컬렉터 모두에게 서재의 품격을 높여줄 영구 소장반입니다.</w:t>
       </w:r>
     </w:p>
     <w:p>
@@ -565,7 +584,7 @@
           <w:color w:val="4338CA"/>
           <w:sz w:val="21"/>
         </w:rPr>
-        <w:t>이 음반을 통해 오랜 세월을 건너온 따스한 벨벳 보이스가 전해주는 감동을 다시 한번 경험해 보시는 것은 어떨까요?</w:t>
+        <w:t>이 음반을 통해 반세기를 넘어 흐르는 벨벳 보이스의 영원한 온기와 클래식 팝이 전해주는 감동을 다시 한번 경험해 보시는 것은 어떨까요?</w:t>
       </w:r>
     </w:p>
     <w:sectPr>
